--- a/deliverables/Sindhuli_Lecture_Script_Nepali.docx
+++ b/deliverables/Sindhuli_Lecture_Script_Nepali.docx
@@ -1323,7 +1323,7 @@
           <w:sz w:val="24"/>
           <w:szCs w:val="24"/>
         </w:rPr>
-        <w:t>हामी 'Farmstead Creamery', अर्थात् फार्मभित्रै आफैं प्रशोधन गर्ने तरिका प्रयोग गर्छौं। बायाँपट्टिको फोटो हाम्रो फार्मभित्रको प्रशोधन कक्ष हो। बिहान दुहेको दूध सोही दिन, अर्डरको मात्राअनुसार थोरै-थोरै प्रशोधन गर्छौं। 75 डिग्रीमा 20 सेकेन्ड मात्र पाश्चराइज गरेर दूधको प्राकृतिक स्वाद जोगाउँछौं। बीचको फोटोमा हाम्रा कर्मचारीहरू सफा पोसाक लगाएर दूध बोतलमा भरिरहेका छन्। सुरुमा अनलाइन नियमित सदस्यता मार्फत बेच्यौं, अहिले सोलको सबैभन्दा उच्च स्तरको डिपार्टमेन्ट स्टोरमा पनि बेच्छौं। दायाँपट्टि Anseong Farmland मा रहेको हाम्रो क्याफे 'Hey! Hay Milk' हो। फार्ममै आफैं छुट्याएको क्रिमले सफ्ट आइसक्रिम बनाएर बेच्छौं। दूधलाई काँचो दूधको रूपमा मात्र बेच्दा मूल्य तोकिएको हुन्छ, तर प्रशोधन गरेर उपभोक्तालाई सिधै बेच्दा उही दूधबाट धेरै बढी मूल्य सिर्जना गर्न सकिन्छ। यहाँ म दिन चाहने पाठ यो हो। सानो फार्मले परिमाणमा ठूलो कम्पनीलाई जित्न सक्दैन। बरु नस्ल, आहारा, ताजापन र कथाले फरक बनाउनुपर्छ, र उपभोक्ताको अझ नजिक गएर बेच्नुपर्छ। सिन्धुलीको दूधको पनि सिन्धुलीकै आफ्नै कथा हुन सक्छ।</w:t>
+        <w:t>हामी 'Farmstead Creamery', अर्थात् फार्मभित्रै आफैं प्रशोधन गर्ने तरिका प्रयोग गर्छौं। बायाँपट्टिको फोटो हाम्रो फार्मभित्रको प्रशोधन कक्ष हो। बिहान दुहेको दूध सोही दिन, अर्डरको मात्राअनुसार थोरै-थोरै प्रशोधन गर्छौं। 75 डिग्रीमा 20 सेकेन्ड मात्र पाश्चराइज गरेर दूधको प्राकृतिक स्वाद जोगाउँछौं। बीचको फोटोमा हाम्रा कर्मचारीहरू सफा पोसाक लगाएर दूध बोतलमा भरिरहेका छन्। सुरुमा अनलाइन नियमित सदस्यता मार्फत बेच्यौं, अहिले सोलको सबैभन्दा उच्च स्तरको डिपार्टमेन्ट स्टोरमा पनि बेच्छौं। दायाँपट्टि Anseong Farmland मा रहेको हाम्रो क्याफे 'Hey! Hay Milk' हो। फार्ममै आफैं छुट्याएको क्रिमले सफ्ट आइसक्रिम बनाएर बेच्छौं। दूधलाई काँचो दूधको रूपमा मात्र बेच्दा मूल्य तोकिएको हुन्छ, तर प्रशोधन गरेर उपभोक्तालाई सिधै बेच्दा उही दूधबाट धेरै बढी मूल्य सिर्जना गर्न सकिन्छ। यहाँ म दिन चाहने पाठ यो हो। सानो फार्मले परिमाणमा ठूलो कम्पनीलाई जित्न सक्दैन। बरु नस्ल, आहारा, ताजापन र कथाले फरक बनाउनुपर्छ, र उपभोक्ताको अझ नजिक गएर बेच्नुपर्छ। सिन्धुलीको दूधको पनि सिन्धुलीकै आफ्नै कथा हुन सक्छ। सबैभन्दा दायाँ हाम्रो विशेष मेनु हो — 100% A2 जर्सी दूधबाट बनेको सफ्ट आइसक्रिम।</w:t>
       </w:r>
     </w:p>
     <w:p>
@@ -1338,7 +1338,7 @@
           <w:sz w:val="19"/>
           <w:szCs w:val="19"/>
         </w:rPr>
-        <w:t>We use the 'farmstead creamery' method. That means we process milk ourselves, inside the farm. The photo on the left is the processing room inside our farm. Milk from the morning milking is processed the same day, in small amounts, to match orders. We pasteurize it at 75 degrees for only 20 seconds, to keep the natural taste. The middle photo shows our staff in hygiene clothes, putting milk into bottles. At first we sold it by online subscription. Now we also sell it in a top department store in Seoul. On the right is our cafe, 'Hey! Hay Milk', at Anseong Farmland. We make soft ice cream with cream we separate ourselves at the farm, and sell it there. If you sell only raw milk, the price is fixed. But if you process it and sell directly to consumers, the same milk can create much more value. Here is the lesson I want to give you. A small farm cannot beat a big company on volume. Instead, you must be different in breed, feed, freshness and story. And you must go closer to the consumer to sell. Sindhuli milk can also have its own Sindhuli story.</w:t>
+        <w:t>We use the 'farmstead creamery' method. That means we process milk ourselves, inside the farm. The photo on the left is the processing room inside our farm. Milk from the morning milking is processed the same day, in small amounts, to match orders. We pasteurize it at 75 degrees for only 20 seconds, to keep the natural taste. The middle photo shows our staff in hygiene clothes, putting milk into bottles. At first we sold it by online subscription. Now we also sell it in a top department store in Seoul. On the right is our cafe, 'Hey! Hay Milk', at Anseong Farmland. On the far right is our signature menu: soft ice cream made with 100% A2 Jersey milk. We make soft ice cream with cream we separate ourselves at the farm, and sell it there. If you sell only raw milk, the price is fixed. But if you process it and sell directly to consumers, the same milk can create much more value. Here is the lesson I want to give you. A small farm cannot beat a big company on volume. Instead, you must be different in breed, feed, freshness and story. And you must go closer to the consumer to sell. Sindhuli milk can also have its own Sindhuli story.</w:t>
       </w:r>
     </w:p>
     <w:p>
@@ -2680,10 +2680,6 @@
     <w:name w:val="Normal"/>
     <w:qFormat/>
     <w:rsid w:val="00FC693F"/>
-    <w:rPr>
-      <w:rFonts w:ascii="Nirmala UI" w:hAnsi="Nirmala UI" w:cs="Nirmala UI" w:eastAsia="Malgun Gothic"/>
-      <w:sz w:val="22"/>
-    </w:rPr>
   </w:style>
   <w:style w:type="paragraph" w:styleId="Header">
     <w:name w:val="header"/>
